--- a/docs/DOC-08_Politica_Juridica_e_Editorial.docx
+++ b/docs/DOC-08_Politica_Juridica_e_Editorial.docx
@@ -28,7 +28,7 @@
           <w:sz w:val="20"/>
           <w:szCs w:val="20"/>
         </w:rPr>
-        <w:t xml:space="preserve">Monitoramento de contratacoes e despesas publicas do Brasil</w:t>
+        <w:t xml:space="preserve">Monitoramento de contratações e despesas públicas do Brasil</w:t>
       </w:r>
     </w:p>
     <w:p>
@@ -96,6 +96,9 @@
         <w:gridCol w:w="7200"/>
       </w:tblGrid>
       <w:tr>
+        <w:trPr>
+          <w:cantSplit/>
+        </w:trPr>
         <w:tc>
           <w:tcPr>
             <w:tcW w:type="dxa" w:w="2400"/>
@@ -146,12 +149,15 @@
                 <w:sz w:val="19"/>
                 <w:szCs w:val="19"/>
               </w:rPr>
-              <w:t xml:space="preserve">Lumen (nome de trabalho, sujeito a verificacao de disponibilidade)</w:t>
-            </w:r>
-          </w:p>
-        </w:tc>
-      </w:tr>
-      <w:tr>
+              <w:t xml:space="preserve">Lumen (nome de trabalho, sujeito a verificação de disponibilidade)</w:t>
+            </w:r>
+          </w:p>
+        </w:tc>
+      </w:tr>
+      <w:tr>
+        <w:trPr>
+          <w:cantSplit/>
+        </w:trPr>
         <w:tc>
           <w:tcPr>
             <w:tcW w:type="dxa" w:w="2400"/>
@@ -175,7 +181,7 @@
                 <w:sz w:val="19"/>
                 <w:szCs w:val="19"/>
               </w:rPr>
-              <w:t xml:space="preserve">Responsavel</w:t>
+              <w:t xml:space="preserve">Responsável</w:t>
             </w:r>
           </w:p>
         </w:tc>
@@ -208,6 +214,9 @@
         </w:tc>
       </w:tr>
       <w:tr>
+        <w:trPr>
+          <w:cantSplit/>
+        </w:trPr>
         <w:tc>
           <w:tcPr>
             <w:tcW w:type="dxa" w:w="2400"/>
@@ -231,7 +240,7 @@
                 <w:sz w:val="19"/>
                 <w:szCs w:val="19"/>
               </w:rPr>
-              <w:t xml:space="preserve">Versao</w:t>
+              <w:t xml:space="preserve">Versão</w:t>
             </w:r>
           </w:p>
         </w:tc>
@@ -264,6 +273,9 @@
         </w:tc>
       </w:tr>
       <w:tr>
+        <w:trPr>
+          <w:cantSplit/>
+        </w:trPr>
         <w:tc>
           <w:tcPr>
             <w:tcW w:type="dxa" w:w="2400"/>
@@ -320,6 +332,9 @@
         </w:tc>
       </w:tr>
       <w:tr>
+        <w:trPr>
+          <w:cantSplit/>
+        </w:trPr>
         <w:tc>
           <w:tcPr>
             <w:tcW w:type="dxa" w:w="2400"/>
@@ -343,7 +358,7 @@
                 <w:sz w:val="19"/>
                 <w:szCs w:val="19"/>
               </w:rPr>
-              <w:t xml:space="preserve">Situacao</w:t>
+              <w:t xml:space="preserve">Situação</w:t>
             </w:r>
           </w:p>
         </w:tc>
@@ -370,7 +385,7 @@
                 <w:sz w:val="19"/>
                 <w:szCs w:val="19"/>
               </w:rPr>
-              <w:t xml:space="preserve">Documento base para inicio de desenvolvimento</w:t>
+              <w:t xml:space="preserve">Documento base para início de desenvolvimento</w:t>
             </w:r>
           </w:p>
         </w:tc>
@@ -395,7 +410,7 @@
           <w:sz w:val="18"/>
           <w:szCs w:val="18"/>
         </w:rPr>
-        <w:t xml:space="preserve">Este documento integra o pacote de documentacao do Projeto Lumen. Valores legais, limites e endpoints citados foram verificados em fontes oficiais em setembro de 2026 e devem ser reconferidos antes da implementacao, pois sao atualizados periodicamente por decreto.</w:t>
+        <w:t xml:space="preserve">Este documento integra o pacote de documentação do Projeto Lumen. Valores legais, limites e endpoints citados foram verificados em fontes oficiais em setembro de 2026 e devem ser reconferidos antes da implementação, pois são atualizados periodicamente por decreto.</w:t>
       </w:r>
     </w:p>
     <w:p>
@@ -406,6 +421,8 @@
     <w:p>
       <w:pPr>
         <w:pStyle w:val="Heading1"/>
+        <w:keepNext/>
+        <w:keepLines/>
         <w:spacing w:after="160" w:before="380"/>
       </w:pPr>
       <w:r>
@@ -469,6 +486,9 @@
         <w:gridCol w:w="9600"/>
       </w:tblGrid>
       <w:tr>
+        <w:trPr>
+          <w:cantSplit/>
+        </w:trPr>
         <w:tc>
           <w:tcPr>
             <w:tcW w:type="dxa" w:w="9600"/>
@@ -515,6 +535,8 @@
     <w:p>
       <w:pPr>
         <w:pStyle w:val="Heading1"/>
+        <w:keepNext/>
+        <w:keepLines/>
         <w:spacing w:after="160" w:before="380"/>
       </w:pPr>
       <w:r>
@@ -642,6 +664,9 @@
         </w:tc>
       </w:tr>
       <w:tr>
+        <w:trPr>
+          <w:cantSplit/>
+        </w:trPr>
         <w:tc>
           <w:tcPr>
             <w:tcW w:type="dxa" w:w="2300"/>
@@ -725,6 +750,9 @@
         </w:tc>
       </w:tr>
       <w:tr>
+        <w:trPr>
+          <w:cantSplit/>
+        </w:trPr>
         <w:tc>
           <w:tcPr>
             <w:tcW w:type="dxa" w:w="2300"/>
@@ -808,6 +836,9 @@
         </w:tc>
       </w:tr>
       <w:tr>
+        <w:trPr>
+          <w:cantSplit/>
+        </w:trPr>
         <w:tc>
           <w:tcPr>
             <w:tcW w:type="dxa" w:w="2300"/>
@@ -891,6 +922,9 @@
         </w:tc>
       </w:tr>
       <w:tr>
+        <w:trPr>
+          <w:cantSplit/>
+        </w:trPr>
         <w:tc>
           <w:tcPr>
             <w:tcW w:type="dxa" w:w="2300"/>
@@ -974,6 +1008,9 @@
         </w:tc>
       </w:tr>
       <w:tr>
+        <w:trPr>
+          <w:cantSplit/>
+        </w:trPr>
         <w:tc>
           <w:tcPr>
             <w:tcW w:type="dxa" w:w="2300"/>
@@ -1057,6 +1094,9 @@
         </w:tc>
       </w:tr>
       <w:tr>
+        <w:trPr>
+          <w:cantSplit/>
+        </w:trPr>
         <w:tc>
           <w:tcPr>
             <w:tcW w:type="dxa" w:w="2300"/>
@@ -1143,6 +1183,8 @@
     <w:p>
       <w:pPr>
         <w:pStyle w:val="Heading1"/>
+        <w:keepNext/>
+        <w:keepLines/>
         <w:spacing w:after="160" w:before="380"/>
       </w:pPr>
       <w:r>
@@ -1270,6 +1312,9 @@
         </w:tc>
       </w:tr>
       <w:tr>
+        <w:trPr>
+          <w:cantSplit/>
+        </w:trPr>
         <w:tc>
           <w:tcPr>
             <w:tcW w:type="dxa" w:w="2400"/>
@@ -1353,6 +1398,9 @@
         </w:tc>
       </w:tr>
       <w:tr>
+        <w:trPr>
+          <w:cantSplit/>
+        </w:trPr>
         <w:tc>
           <w:tcPr>
             <w:tcW w:type="dxa" w:w="2400"/>
@@ -1436,6 +1484,9 @@
         </w:tc>
       </w:tr>
       <w:tr>
+        <w:trPr>
+          <w:cantSplit/>
+        </w:trPr>
         <w:tc>
           <w:tcPr>
             <w:tcW w:type="dxa" w:w="2400"/>
@@ -1519,6 +1570,9 @@
         </w:tc>
       </w:tr>
       <w:tr>
+        <w:trPr>
+          <w:cantSplit/>
+        </w:trPr>
         <w:tc>
           <w:tcPr>
             <w:tcW w:type="dxa" w:w="2400"/>
@@ -1602,6 +1656,9 @@
         </w:tc>
       </w:tr>
       <w:tr>
+        <w:trPr>
+          <w:cantSplit/>
+        </w:trPr>
         <w:tc>
           <w:tcPr>
             <w:tcW w:type="dxa" w:w="2400"/>
@@ -1685,6 +1742,9 @@
         </w:tc>
       </w:tr>
       <w:tr>
+        <w:trPr>
+          <w:cantSplit/>
+        </w:trPr>
         <w:tc>
           <w:tcPr>
             <w:tcW w:type="dxa" w:w="2400"/>
@@ -1768,6 +1828,9 @@
         </w:tc>
       </w:tr>
       <w:tr>
+        <w:trPr>
+          <w:cantSplit/>
+        </w:trPr>
         <w:tc>
           <w:tcPr>
             <w:tcW w:type="dxa" w:w="2400"/>
@@ -1873,6 +1936,8 @@
     <w:p>
       <w:pPr>
         <w:pStyle w:val="Heading1"/>
+        <w:keepNext/>
+        <w:keepLines/>
         <w:spacing w:after="160" w:before="380"/>
       </w:pPr>
       <w:r>
@@ -1971,6 +2036,9 @@
         </w:tc>
       </w:tr>
       <w:tr>
+        <w:trPr>
+          <w:cantSplit/>
+        </w:trPr>
         <w:tc>
           <w:tcPr>
             <w:tcW w:type="dxa" w:w="3800"/>
@@ -2027,6 +2095,9 @@
         </w:tc>
       </w:tr>
       <w:tr>
+        <w:trPr>
+          <w:cantSplit/>
+        </w:trPr>
         <w:tc>
           <w:tcPr>
             <w:tcW w:type="dxa" w:w="3800"/>
@@ -2083,6 +2154,9 @@
         </w:tc>
       </w:tr>
       <w:tr>
+        <w:trPr>
+          <w:cantSplit/>
+        </w:trPr>
         <w:tc>
           <w:tcPr>
             <w:tcW w:type="dxa" w:w="3800"/>
@@ -2139,6 +2213,9 @@
         </w:tc>
       </w:tr>
       <w:tr>
+        <w:trPr>
+          <w:cantSplit/>
+        </w:trPr>
         <w:tc>
           <w:tcPr>
             <w:tcW w:type="dxa" w:w="3800"/>
@@ -2195,6 +2272,9 @@
         </w:tc>
       </w:tr>
       <w:tr>
+        <w:trPr>
+          <w:cantSplit/>
+        </w:trPr>
         <w:tc>
           <w:tcPr>
             <w:tcW w:type="dxa" w:w="3800"/>
@@ -2251,6 +2331,9 @@
         </w:tc>
       </w:tr>
       <w:tr>
+        <w:trPr>
+          <w:cantSplit/>
+        </w:trPr>
         <w:tc>
           <w:tcPr>
             <w:tcW w:type="dxa" w:w="3800"/>
@@ -2307,6 +2390,9 @@
         </w:tc>
       </w:tr>
       <w:tr>
+        <w:trPr>
+          <w:cantSplit/>
+        </w:trPr>
         <w:tc>
           <w:tcPr>
             <w:tcW w:type="dxa" w:w="3800"/>
@@ -2363,6 +2449,9 @@
         </w:tc>
       </w:tr>
       <w:tr>
+        <w:trPr>
+          <w:cantSplit/>
+        </w:trPr>
         <w:tc>
           <w:tcPr>
             <w:tcW w:type="dxa" w:w="3800"/>
@@ -2419,6 +2508,9 @@
         </w:tc>
       </w:tr>
       <w:tr>
+        <w:trPr>
+          <w:cantSplit/>
+        </w:trPr>
         <w:tc>
           <w:tcPr>
             <w:tcW w:type="dxa" w:w="3800"/>
@@ -2475,6 +2567,9 @@
         </w:tc>
       </w:tr>
       <w:tr>
+        <w:trPr>
+          <w:cantSplit/>
+        </w:trPr>
         <w:tc>
           <w:tcPr>
             <w:tcW w:type="dxa" w:w="3800"/>
@@ -2531,6 +2626,9 @@
         </w:tc>
       </w:tr>
       <w:tr>
+        <w:trPr>
+          <w:cantSplit/>
+        </w:trPr>
         <w:tc>
           <w:tcPr>
             <w:tcW w:type="dxa" w:w="3800"/>
@@ -2587,6 +2685,9 @@
         </w:tc>
       </w:tr>
       <w:tr>
+        <w:trPr>
+          <w:cantSplit/>
+        </w:trPr>
         <w:tc>
           <w:tcPr>
             <w:tcW w:type="dxa" w:w="3800"/>
@@ -2643,6 +2744,9 @@
         </w:tc>
       </w:tr>
       <w:tr>
+        <w:trPr>
+          <w:cantSplit/>
+        </w:trPr>
         <w:tc>
           <w:tcPr>
             <w:tcW w:type="dxa" w:w="3800"/>
@@ -2702,6 +2806,8 @@
     <w:p>
       <w:pPr>
         <w:pStyle w:val="Heading2"/>
+        <w:keepNext/>
+        <w:keepLines/>
         <w:spacing w:after="120" w:before="280"/>
       </w:pPr>
       <w:r>
@@ -3447,6 +3553,9 @@
         <w:gridCol w:w="9600"/>
       </w:tblGrid>
       <w:tr>
+        <w:trPr>
+          <w:cantSplit/>
+        </w:trPr>
         <w:tc>
           <w:tcPr>
             <w:tcW w:type="dxa" w:w="9600"/>
@@ -3506,6 +3615,8 @@
     <w:p>
       <w:pPr>
         <w:pStyle w:val="Heading1"/>
+        <w:keepNext/>
+        <w:keepLines/>
         <w:spacing w:after="160" w:before="380"/>
       </w:pPr>
       <w:r>
@@ -3590,6 +3701,9 @@
         </w:tc>
       </w:tr>
       <w:tr>
+        <w:trPr>
+          <w:cantSplit/>
+        </w:trPr>
         <w:tc>
           <w:tcPr>
             <w:tcW w:type="dxa" w:w="1100"/>
@@ -3646,6 +3760,9 @@
         </w:tc>
       </w:tr>
       <w:tr>
+        <w:trPr>
+          <w:cantSplit/>
+        </w:trPr>
         <w:tc>
           <w:tcPr>
             <w:tcW w:type="dxa" w:w="1100"/>
@@ -3702,6 +3819,9 @@
         </w:tc>
       </w:tr>
       <w:tr>
+        <w:trPr>
+          <w:cantSplit/>
+        </w:trPr>
         <w:tc>
           <w:tcPr>
             <w:tcW w:type="dxa" w:w="1100"/>
@@ -3758,6 +3878,9 @@
         </w:tc>
       </w:tr>
       <w:tr>
+        <w:trPr>
+          <w:cantSplit/>
+        </w:trPr>
         <w:tc>
           <w:tcPr>
             <w:tcW w:type="dxa" w:w="1100"/>
@@ -3814,6 +3937,9 @@
         </w:tc>
       </w:tr>
       <w:tr>
+        <w:trPr>
+          <w:cantSplit/>
+        </w:trPr>
         <w:tc>
           <w:tcPr>
             <w:tcW w:type="dxa" w:w="1100"/>
@@ -3870,6 +3996,9 @@
         </w:tc>
       </w:tr>
       <w:tr>
+        <w:trPr>
+          <w:cantSplit/>
+        </w:trPr>
         <w:tc>
           <w:tcPr>
             <w:tcW w:type="dxa" w:w="1100"/>
@@ -3926,6 +4055,9 @@
         </w:tc>
       </w:tr>
       <w:tr>
+        <w:trPr>
+          <w:cantSplit/>
+        </w:trPr>
         <w:tc>
           <w:tcPr>
             <w:tcW w:type="dxa" w:w="1100"/>
@@ -3982,6 +4114,9 @@
         </w:tc>
       </w:tr>
       <w:tr>
+        <w:trPr>
+          <w:cantSplit/>
+        </w:trPr>
         <w:tc>
           <w:tcPr>
             <w:tcW w:type="dxa" w:w="1100"/>
@@ -4038,6 +4173,9 @@
         </w:tc>
       </w:tr>
       <w:tr>
+        <w:trPr>
+          <w:cantSplit/>
+        </w:trPr>
         <w:tc>
           <w:tcPr>
             <w:tcW w:type="dxa" w:w="1100"/>
@@ -4094,6 +4232,9 @@
         </w:tc>
       </w:tr>
       <w:tr>
+        <w:trPr>
+          <w:cantSplit/>
+        </w:trPr>
         <w:tc>
           <w:tcPr>
             <w:tcW w:type="dxa" w:w="1100"/>
@@ -4150,6 +4291,9 @@
         </w:tc>
       </w:tr>
       <w:tr>
+        <w:trPr>
+          <w:cantSplit/>
+        </w:trPr>
         <w:tc>
           <w:tcPr>
             <w:tcW w:type="dxa" w:w="1100"/>
@@ -4206,6 +4350,9 @@
         </w:tc>
       </w:tr>
       <w:tr>
+        <w:trPr>
+          <w:cantSplit/>
+        </w:trPr>
         <w:tc>
           <w:tcPr>
             <w:tcW w:type="dxa" w:w="1100"/>
@@ -4265,6 +4412,8 @@
     <w:p>
       <w:pPr>
         <w:pStyle w:val="Heading1"/>
+        <w:keepNext/>
+        <w:keepLines/>
         <w:spacing w:after="160" w:before="380"/>
       </w:pPr>
       <w:r>
@@ -4274,6 +4423,8 @@
     <w:p>
       <w:pPr>
         <w:pStyle w:val="Heading2"/>
+        <w:keepNext/>
+        <w:keepLines/>
         <w:spacing w:after="120" w:before="280"/>
       </w:pPr>
       <w:r>
@@ -4387,6 +4538,9 @@
         </w:tc>
       </w:tr>
       <w:tr>
+        <w:trPr>
+          <w:cantSplit/>
+        </w:trPr>
         <w:tc>
           <w:tcPr>
             <w:tcW w:type="dxa" w:w="2300"/>
@@ -4470,6 +4624,9 @@
         </w:tc>
       </w:tr>
       <w:tr>
+        <w:trPr>
+          <w:cantSplit/>
+        </w:trPr>
         <w:tc>
           <w:tcPr>
             <w:tcW w:type="dxa" w:w="2300"/>
@@ -4553,6 +4710,9 @@
         </w:tc>
       </w:tr>
       <w:tr>
+        <w:trPr>
+          <w:cantSplit/>
+        </w:trPr>
         <w:tc>
           <w:tcPr>
             <w:tcW w:type="dxa" w:w="2300"/>
@@ -4636,6 +4796,9 @@
         </w:tc>
       </w:tr>
       <w:tr>
+        <w:trPr>
+          <w:cantSplit/>
+        </w:trPr>
         <w:tc>
           <w:tcPr>
             <w:tcW w:type="dxa" w:w="2300"/>
@@ -4719,6 +4882,9 @@
         </w:tc>
       </w:tr>
       <w:tr>
+        <w:trPr>
+          <w:cantSplit/>
+        </w:trPr>
         <w:tc>
           <w:tcPr>
             <w:tcW w:type="dxa" w:w="2300"/>
@@ -4802,6 +4968,9 @@
         </w:tc>
       </w:tr>
       <w:tr>
+        <w:trPr>
+          <w:cantSplit/>
+        </w:trPr>
         <w:tc>
           <w:tcPr>
             <w:tcW w:type="dxa" w:w="2300"/>
@@ -4888,6 +5057,8 @@
     <w:p>
       <w:pPr>
         <w:pStyle w:val="Heading2"/>
+        <w:keepNext/>
+        <w:keepLines/>
         <w:spacing w:after="120" w:before="280"/>
       </w:pPr>
       <w:r>
@@ -4967,6 +5138,8 @@
     <w:p>
       <w:pPr>
         <w:pStyle w:val="Heading1"/>
+        <w:keepNext/>
+        <w:keepLines/>
         <w:spacing w:after="160" w:before="380"/>
       </w:pPr>
       <w:r>
@@ -5052,6 +5225,8 @@
     <w:p>
       <w:pPr>
         <w:pStyle w:val="Heading2"/>
+        <w:keepNext/>
+        <w:keepLines/>
         <w:spacing w:after="120" w:before="280"/>
       </w:pPr>
       <w:r>
@@ -5165,6 +5340,9 @@
         </w:tc>
       </w:tr>
       <w:tr>
+        <w:trPr>
+          <w:cantSplit/>
+        </w:trPr>
         <w:tc>
           <w:tcPr>
             <w:tcW w:type="dxa" w:w="3400"/>
@@ -5248,6 +5426,9 @@
         </w:tc>
       </w:tr>
       <w:tr>
+        <w:trPr>
+          <w:cantSplit/>
+        </w:trPr>
         <w:tc>
           <w:tcPr>
             <w:tcW w:type="dxa" w:w="3400"/>
@@ -5331,6 +5512,9 @@
         </w:tc>
       </w:tr>
       <w:tr>
+        <w:trPr>
+          <w:cantSplit/>
+        </w:trPr>
         <w:tc>
           <w:tcPr>
             <w:tcW w:type="dxa" w:w="3400"/>
@@ -5414,6 +5598,9 @@
         </w:tc>
       </w:tr>
       <w:tr>
+        <w:trPr>
+          <w:cantSplit/>
+        </w:trPr>
         <w:tc>
           <w:tcPr>
             <w:tcW w:type="dxa" w:w="3400"/>
@@ -5497,6 +5684,9 @@
         </w:tc>
       </w:tr>
       <w:tr>
+        <w:trPr>
+          <w:cantSplit/>
+        </w:trPr>
         <w:tc>
           <w:tcPr>
             <w:tcW w:type="dxa" w:w="3400"/>
@@ -5583,6 +5773,8 @@
     <w:p>
       <w:pPr>
         <w:pStyle w:val="Heading2"/>
+        <w:keepNext/>
+        <w:keepLines/>
         <w:spacing w:after="120" w:before="280"/>
       </w:pPr>
       <w:r>
@@ -5696,6 +5888,9 @@
         </w:tc>
       </w:tr>
       <w:tr>
+        <w:trPr>
+          <w:cantSplit/>
+        </w:trPr>
         <w:tc>
           <w:tcPr>
             <w:tcW w:type="dxa" w:w="1800"/>
@@ -5779,6 +5974,9 @@
         </w:tc>
       </w:tr>
       <w:tr>
+        <w:trPr>
+          <w:cantSplit/>
+        </w:trPr>
         <w:tc>
           <w:tcPr>
             <w:tcW w:type="dxa" w:w="1800"/>
@@ -5862,6 +6060,9 @@
         </w:tc>
       </w:tr>
       <w:tr>
+        <w:trPr>
+          <w:cantSplit/>
+        </w:trPr>
         <w:tc>
           <w:tcPr>
             <w:tcW w:type="dxa" w:w="1800"/>
@@ -5961,6 +6162,9 @@
         <w:gridCol w:w="9600"/>
       </w:tblGrid>
       <w:tr>
+        <w:trPr>
+          <w:cantSplit/>
+        </w:trPr>
         <w:tc>
           <w:tcPr>
             <w:tcW w:type="dxa" w:w="9600"/>
@@ -5999,6 +6203,8 @@
     <w:p>
       <w:pPr>
         <w:pStyle w:val="Heading1"/>
+        <w:keepNext/>
+        <w:keepLines/>
         <w:spacing w:after="160" w:before="380"/>
       </w:pPr>
       <w:r>
@@ -6112,6 +6318,9 @@
         </w:tc>
       </w:tr>
       <w:tr>
+        <w:trPr>
+          <w:cantSplit/>
+        </w:trPr>
         <w:tc>
           <w:tcPr>
             <w:tcW w:type="dxa" w:w="2200"/>
@@ -6195,6 +6404,9 @@
         </w:tc>
       </w:tr>
       <w:tr>
+        <w:trPr>
+          <w:cantSplit/>
+        </w:trPr>
         <w:tc>
           <w:tcPr>
             <w:tcW w:type="dxa" w:w="2200"/>
@@ -6278,6 +6490,9 @@
         </w:tc>
       </w:tr>
       <w:tr>
+        <w:trPr>
+          <w:cantSplit/>
+        </w:trPr>
         <w:tc>
           <w:tcPr>
             <w:tcW w:type="dxa" w:w="2200"/>
@@ -6361,6 +6576,9 @@
         </w:tc>
       </w:tr>
       <w:tr>
+        <w:trPr>
+          <w:cantSplit/>
+        </w:trPr>
         <w:tc>
           <w:tcPr>
             <w:tcW w:type="dxa" w:w="2200"/>
@@ -6447,6 +6665,8 @@
     <w:p>
       <w:pPr>
         <w:pStyle w:val="Heading2"/>
+        <w:keepNext/>
+        <w:keepLines/>
         <w:spacing w:after="120" w:before="280"/>
       </w:pPr>
       <w:r>
@@ -6534,6 +6754,9 @@
         <w:gridCol w:w="9600"/>
       </w:tblGrid>
       <w:tr>
+        <w:trPr>
+          <w:cantSplit/>
+        </w:trPr>
         <w:tc>
           <w:tcPr>
             <w:tcW w:type="dxa" w:w="9600"/>
@@ -6580,6 +6803,8 @@
     <w:p>
       <w:pPr>
         <w:pStyle w:val="Heading1"/>
+        <w:keepNext/>
+        <w:keepLines/>
         <w:spacing w:after="160" w:before="380"/>
       </w:pPr>
       <w:r>
@@ -6639,8 +6864,8 @@
       </w:r>
     </w:p>
     <w:sectPr>
-      <w:headerReference w:type="default" r:id="rId7"/>
-      <w:footerReference w:type="default" r:id="rId8"/>
+      <w:headerReference w:type="default" r:id="rId6"/>
+      <w:footerReference w:type="default" r:id="rId7"/>
       <w:pgSz w:w="11906" w:h="16838" w:orient="portrait"/>
       <w:pgMar w:top="1140" w:right="1134" w:bottom="1140" w:left="1134" w:header="708" w:footer="708" w:gutter="0"/>
       <w:pgNumType/>
@@ -6648,10 +6873,6 @@
     </w:sectPr>
   </w:body>
 </w:document>
-</file>
-
-<file path=word/comments.xml><?xml version="1.0" encoding="utf-8"?>
-<w:comments xmlns:cx="http://schemas.microsoft.com/office/drawing/2014/chartex" xmlns:cx1="http://schemas.microsoft.com/office/drawing/2015/9/8/chartex" xmlns:cx2="http://schemas.microsoft.com/office/drawing/2015/10/21/chartex" xmlns:cx3="http://schemas.microsoft.com/office/drawing/2016/5/9/chartex" xmlns:cx4="http://schemas.microsoft.com/office/drawing/2016/5/10/chartex" xmlns:cx5="http://schemas.microsoft.com/office/drawing/2016/5/11/chartex" xmlns:cx6="http://schemas.microsoft.com/office/drawing/2016/5/12/chartex" xmlns:cx7="http://schemas.microsoft.com/office/drawing/2016/5/13/chartex" xmlns:cx8="http://schemas.microsoft.com/office/drawing/2016/5/14/chartex" xmlns:mc="http://schemas.openxmlformats.org/markup-compatibility/2006" xmlns:aink="http://schemas.microsoft.com/office/drawing/2016/ink" xmlns:am3d="http://schemas.microsoft.com/office/drawing/2017/model3d" xmlns:o="urn:schemas-microsoft-com:office:office" xmlns:r="http://schemas.openxmlformats.org/officeDocument/2006/relationships" xmlns:m="http://schemas.openxmlformats.org/officeDocument/2006/math" xmlns:v="urn:schemas-microsoft-com:vml" xmlns:wp14="http://schemas.microsoft.com/office/word/2010/wordprocessingDrawing" xmlns:wp="http://schemas.openxmlformats.org/drawingml/2006/wordprocessingDrawing" xmlns:w10="urn:schemas-microsoft-com:office:word" xmlns:w="http://schemas.openxmlformats.org/wordprocessingml/2006/main" xmlns:w14="http://schemas.microsoft.com/office/word/2010/wordml" xmlns:w15="http://schemas.microsoft.com/office/word/2012/wordml" xmlns:w16cex="http://schemas.microsoft.com/office/word/2018/wordml/cex" xmlns:w16cid="http://schemas.microsoft.com/office/word/2016/wordml/cid" xmlns:w16="http://schemas.microsoft.com/office/word/2018/wordml" xmlns:w16sdtdh="http://schemas.microsoft.com/office/word/2020/wordml/sdtdatahash" xmlns:w16se="http://schemas.microsoft.com/office/word/2015/wordml/symex" xmlns:wpg="http://schemas.microsoft.com/office/word/2010/wordprocessingGroup" xmlns:wpi="http://schemas.microsoft.com/office/word/2010/wordprocessingInk" xmlns:wne="http://schemas.microsoft.com/office/word/2006/wordml" xmlns:wps="http://schemas.microsoft.com/office/word/2010/wordprocessingShape"/>
 </file>
 
 <file path=word/endnotes.xml><?xml version="1.0" encoding="utf-8"?>
@@ -6800,7 +7021,7 @@
 <w:numbering xmlns:wpc="http://schemas.microsoft.com/office/word/2010/wordprocessingCanvas" xmlns:mc="http://schemas.openxmlformats.org/markup-compatibility/2006" xmlns:o="urn:schemas-microsoft-com:office:office" xmlns:r="http://schemas.openxmlformats.org/officeDocument/2006/relationships" xmlns:m="http://schemas.openxmlformats.org/officeDocument/2006/math" xmlns:v="urn:schemas-microsoft-com:vml" xmlns:wp14="http://schemas.microsoft.com/office/word/2010/wordprocessingDrawing" xmlns:wp="http://schemas.openxmlformats.org/drawingml/2006/wordprocessingDrawing" xmlns:w10="urn:schemas-microsoft-com:office:word" xmlns:w="http://schemas.openxmlformats.org/wordprocessingml/2006/main" xmlns:w14="http://schemas.microsoft.com/office/word/2010/wordml" xmlns:w15="http://schemas.microsoft.com/office/word/2012/wordml" xmlns:wpg="http://schemas.microsoft.com/office/word/2010/wordprocessingGroup" xmlns:wpi="http://schemas.microsoft.com/office/word/2010/wordprocessingInk" xmlns:wne="http://schemas.microsoft.com/office/word/2006/wordml" xmlns:wps="http://schemas.microsoft.com/office/word/2010/wordprocessingShape" mc:Ignorable="w14 w15 wp14">
   <w:abstractNum w:abstractNumId="1" w15:restartNumberingAfterBreak="0">
     <w:multiLevelType w:val="hybridMultilevel"/>
-    <w:lvl w:ilvl="0" w15:tentative="1">
+    <w:lvl w:ilvl="0" w:tentative="1">
       <w:start w:val="1"/>
       <w:numFmt w:val="bullet"/>
       <w:lvlText w:val="●"/>
@@ -6809,7 +7030,7 @@
         <w:ind w:left="720" w:hanging="360"/>
       </w:pPr>
     </w:lvl>
-    <w:lvl w:ilvl="1" w15:tentative="1">
+    <w:lvl w:ilvl="1" w:tentative="1">
       <w:start w:val="1"/>
       <w:numFmt w:val="bullet"/>
       <w:lvlText w:val="○"/>
@@ -6818,7 +7039,7 @@
         <w:ind w:left="1440" w:hanging="360"/>
       </w:pPr>
     </w:lvl>
-    <w:lvl w:ilvl="2" w15:tentative="1">
+    <w:lvl w:ilvl="2" w:tentative="1">
       <w:start w:val="1"/>
       <w:numFmt w:val="bullet"/>
       <w:lvlText w:val="■"/>
@@ -6827,7 +7048,7 @@
         <w:ind w:left="2160" w:hanging="360"/>
       </w:pPr>
     </w:lvl>
-    <w:lvl w:ilvl="3" w15:tentative="1">
+    <w:lvl w:ilvl="3" w:tentative="1">
       <w:start w:val="1"/>
       <w:numFmt w:val="bullet"/>
       <w:lvlText w:val="●"/>
@@ -6836,7 +7057,7 @@
         <w:ind w:left="2880" w:hanging="360"/>
       </w:pPr>
     </w:lvl>
-    <w:lvl w:ilvl="4" w15:tentative="1">
+    <w:lvl w:ilvl="4" w:tentative="1">
       <w:start w:val="1"/>
       <w:numFmt w:val="bullet"/>
       <w:lvlText w:val="○"/>
@@ -6845,7 +7066,7 @@
         <w:ind w:left="3600" w:hanging="360"/>
       </w:pPr>
     </w:lvl>
-    <w:lvl w:ilvl="5" w15:tentative="1">
+    <w:lvl w:ilvl="5" w:tentative="1">
       <w:start w:val="1"/>
       <w:numFmt w:val="bullet"/>
       <w:lvlText w:val="■"/>
@@ -6854,7 +7075,7 @@
         <w:ind w:left="4320" w:hanging="360"/>
       </w:pPr>
     </w:lvl>
-    <w:lvl w:ilvl="6" w15:tentative="1">
+    <w:lvl w:ilvl="6" w:tentative="1">
       <w:start w:val="1"/>
       <w:numFmt w:val="bullet"/>
       <w:lvlText w:val="●"/>
@@ -6863,7 +7084,7 @@
         <w:ind w:left="5040" w:hanging="360"/>
       </w:pPr>
     </w:lvl>
-    <w:lvl w:ilvl="7" w15:tentative="1">
+    <w:lvl w:ilvl="7" w:tentative="1">
       <w:start w:val="1"/>
       <w:numFmt w:val="bullet"/>
       <w:lvlText w:val="●"/>
@@ -6872,7 +7093,7 @@
         <w:ind w:left="5760" w:hanging="360"/>
       </w:pPr>
     </w:lvl>
-    <w:lvl w:ilvl="8" w15:tentative="1">
+    <w:lvl w:ilvl="8" w:tentative="1">
       <w:start w:val="1"/>
       <w:numFmt w:val="bullet"/>
       <w:lvlText w:val="●"/>
@@ -6884,7 +7105,7 @@
   </w:abstractNum>
   <w:abstractNum w:abstractNumId="2" w15:restartNumberingAfterBreak="0">
     <w:multiLevelType w:val="hybridMultilevel"/>
-    <w:lvl w:ilvl="0" w15:tentative="1">
+    <w:lvl w:ilvl="0" w:tentative="1">
       <w:start w:val="1"/>
       <w:numFmt w:val="bullet"/>
       <w:lvlText w:val="•"/>
@@ -6893,7 +7114,7 @@
         <w:ind w:left="420" w:hanging="250"/>
       </w:pPr>
     </w:lvl>
-    <w:lvl w:ilvl="1" w15:tentative="1">
+    <w:lvl w:ilvl="1" w:tentative="1">
       <w:start w:val="1"/>
       <w:numFmt w:val="bullet"/>
       <w:lvlText w:val="◦"/>
@@ -6902,7 +7123,7 @@
         <w:ind w:left="840" w:hanging="250"/>
       </w:pPr>
     </w:lvl>
-    <w:lvl w:ilvl="2" w15:tentative="1">
+    <w:lvl w:ilvl="2" w:tentative="1">
       <w:start w:val="1"/>
       <w:numFmt w:val="bullet"/>
       <w:lvlText w:val="▪"/>
@@ -6914,7 +7135,7 @@
   </w:abstractNum>
   <w:abstractNum w:abstractNumId="3" w15:restartNumberingAfterBreak="0">
     <w:multiLevelType w:val="hybridMultilevel"/>
-    <w:lvl w:ilvl="0" w15:tentative="1">
+    <w:lvl w:ilvl="0" w:tentative="1">
       <w:start w:val="1"/>
       <w:numFmt w:val="decimal"/>
       <w:lvlText w:val="%1."/>
@@ -6923,7 +7144,7 @@
         <w:ind w:left="440" w:hanging="280"/>
       </w:pPr>
     </w:lvl>
-    <w:lvl w:ilvl="1" w15:tentative="1">
+    <w:lvl w:ilvl="1" w:tentative="1">
       <w:start w:val="1"/>
       <w:numFmt w:val="lowerLetter"/>
       <w:lvlText w:val="%2)"/>
@@ -6970,6 +7191,10 @@
       </w:pPr>
     </w:pPrDefault>
   </w:docDefaults>
+  <w:style w:type="paragraph" w:styleId="Normal" w:default="1">
+    <w:name w:val="Normal"/>
+    <w:qFormat/>
+  </w:style>
   <w:style w:type="paragraph" w:styleId="Title">
     <w:name w:val="Title"/>
     <w:basedOn w:val="Normal"/>
@@ -7160,4 +7385,294 @@
     </w:rPr>
   </w:style>
 </w:styles>
+</file>
+
+<file path=word/theme/theme1.xml><?xml version="1.0" encoding="utf-8"?>
+<a:theme xmlns:a="http://schemas.openxmlformats.org/drawingml/2006/main" name="Office Theme">
+  <a:themeElements>
+    <a:clrScheme name="Office">
+      <a:dk1>
+        <a:sysClr val="windowText" lastClr="000000"/>
+      </a:dk1>
+      <a:lt1>
+        <a:sysClr val="window" lastClr="FFFFFF"/>
+      </a:lt1>
+      <a:dk2>
+        <a:srgbClr val="44546A"/>
+      </a:dk2>
+      <a:lt2>
+        <a:srgbClr val="E7E6E6"/>
+      </a:lt2>
+      <a:accent1>
+        <a:srgbClr val="4472C4"/>
+      </a:accent1>
+      <a:accent2>
+        <a:srgbClr val="ED7D31"/>
+      </a:accent2>
+      <a:accent3>
+        <a:srgbClr val="A5A5A5"/>
+      </a:accent3>
+      <a:accent4>
+        <a:srgbClr val="FFC000"/>
+      </a:accent4>
+      <a:accent5>
+        <a:srgbClr val="5B9BD5"/>
+      </a:accent5>
+      <a:accent6>
+        <a:srgbClr val="70AD47"/>
+      </a:accent6>
+      <a:hlink>
+        <a:srgbClr val="0563C1"/>
+      </a:hlink>
+      <a:folHlink>
+        <a:srgbClr val="954F72"/>
+      </a:folHlink>
+    </a:clrScheme>
+    <a:fontScheme name="Office">
+      <a:majorFont>
+        <a:latin typeface="Calibri Light" panose="020F0302020204030204"/>
+        <a:ea typeface=""/>
+        <a:cs typeface=""/>
+        <a:font script="Jpan" typeface="游ゴシック Light"/>
+        <a:font script="Hang" typeface="맑은 고딕"/>
+        <a:font script="Hans" typeface="等线 Light"/>
+        <a:font script="Hant" typeface="新細明體"/>
+        <a:font script="Arab" typeface="Times New Roman"/>
+        <a:font script="Hebr" typeface="Times New Roman"/>
+        <a:font script="Thai" typeface="Angsana New"/>
+        <a:font script="Ethi" typeface="Nyala"/>
+        <a:font script="Beng" typeface="Vrinda"/>
+        <a:font script="Gujr" typeface="Shruti"/>
+        <a:font script="Khmr" typeface="MoolBoran"/>
+        <a:font script="Knda" typeface="Tunga"/>
+        <a:font script="Guru" typeface="Raavi"/>
+        <a:font script="Cans" typeface="Euphemia"/>
+        <a:font script="Cher" typeface="Plantagenet Cherokee"/>
+        <a:font script="Yiii" typeface="Microsoft Yi Baiti"/>
+        <a:font script="Tibt" typeface="Microsoft Himalaya"/>
+        <a:font script="Thaa" typeface="MV Boli"/>
+        <a:font script="Deva" typeface="Mangal"/>
+        <a:font script="Telu" typeface="Gautami"/>
+        <a:font script="Taml" typeface="Latha"/>
+        <a:font script="Syrc" typeface="Estrangelo Edessa"/>
+        <a:font script="Orya" typeface="Kalinga"/>
+        <a:font script="Mlym" typeface="Kartika"/>
+        <a:font script="Laoo" typeface="DokChampa"/>
+        <a:font script="Sinh" typeface="Iskoola Pota"/>
+        <a:font script="Mong" typeface="Mongolian Baiti"/>
+        <a:font script="Viet" typeface="Times New Roman"/>
+        <a:font script="Uigh" typeface="Microsoft Uighur"/>
+        <a:font script="Geor" typeface="Sylfaen"/>
+        <a:font script="Armn" typeface="Arial"/>
+        <a:font script="Bugi" typeface="Leelawadee UI"/>
+        <a:font script="Bopo" typeface="Microsoft JhengHei"/>
+        <a:font script="Java" typeface="Javanese Text"/>
+        <a:font script="Lisu" typeface="Segoe UI"/>
+        <a:font script="Mymr" typeface="Myanmar Text"/>
+        <a:font script="Nkoo" typeface="Ebrima"/>
+        <a:font script="Olck" typeface="Nirmala UI"/>
+        <a:font script="Osma" typeface="Ebrima"/>
+        <a:font script="Phag" typeface="Phagspa"/>
+        <a:font script="Syrn" typeface="Estrangelo Edessa"/>
+        <a:font script="Syrj" typeface="Estrangelo Edessa"/>
+        <a:font script="Syre" typeface="Estrangelo Edessa"/>
+        <a:font script="Sora" typeface="Nirmala UI"/>
+        <a:font script="Tale" typeface="Microsoft Tai Le"/>
+        <a:font script="Talu" typeface="Microsoft New Tai Lue"/>
+        <a:font script="Tfng" typeface="Ebrima"/>
+      </a:majorFont>
+      <a:minorFont>
+        <a:latin typeface="Calibri" panose="020F0502020204030204"/>
+        <a:ea typeface=""/>
+        <a:cs typeface=""/>
+        <a:font script="Jpan" typeface="游明朝"/>
+        <a:font script="Hang" typeface="맑은 고딕"/>
+        <a:font script="Hans" typeface="等线"/>
+        <a:font script="Hant" typeface="新細明體"/>
+        <a:font script="Arab" typeface="Arial"/>
+        <a:font script="Hebr" typeface="Arial"/>
+        <a:font script="Thai" typeface="Cordia New"/>
+        <a:font script="Ethi" typeface="Nyala"/>
+        <a:font script="Beng" typeface="Vrinda"/>
+        <a:font script="Gujr" typeface="Shruti"/>
+        <a:font script="Khmr" typeface="DaunPenh"/>
+        <a:font script="Knda" typeface="Tunga"/>
+        <a:font script="Guru" typeface="Raavi"/>
+        <a:font script="Cans" typeface="Euphemia"/>
+        <a:font script="Cher" typeface="Plantagenet Cherokee"/>
+        <a:font script="Yiii" typeface="Microsoft Yi Baiti"/>
+        <a:font script="Tibt" typeface="Microsoft Himalaya"/>
+        <a:font script="Thaa" typeface="MV Boli"/>
+        <a:font script="Deva" typeface="Mangal"/>
+        <a:font script="Telu" typeface="Gautami"/>
+        <a:font script="Taml" typeface="Latha"/>
+        <a:font script="Syrc" typeface="Estrangelo Edessa"/>
+        <a:font script="Orya" typeface="Kalinga"/>
+        <a:font script="Mlym" typeface="Kartika"/>
+        <a:font script="Laoo" typeface="DokChampa"/>
+        <a:font script="Sinh" typeface="Iskoola Pota"/>
+        <a:font script="Mong" typeface="Mongolian Baiti"/>
+        <a:font script="Viet" typeface="Arial"/>
+        <a:font script="Uigh" typeface="Microsoft Uighur"/>
+        <a:font script="Geor" typeface="Sylfaen"/>
+        <a:font script="Armn" typeface="Arial"/>
+        <a:font script="Bugi" typeface="Leelawadee UI"/>
+        <a:font script="Bopo" typeface="Microsoft JhengHei"/>
+        <a:font script="Java" typeface="Javanese Text"/>
+        <a:font script="Lisu" typeface="Segoe UI"/>
+        <a:font script="Mymr" typeface="Myanmar Text"/>
+        <a:font script="Nkoo" typeface="Ebrima"/>
+        <a:font script="Olck" typeface="Nirmala UI"/>
+        <a:font script="Osma" typeface="Ebrima"/>
+        <a:font script="Phag" typeface="Phagspa"/>
+        <a:font script="Syrn" typeface="Estrangelo Edessa"/>
+        <a:font script="Syrj" typeface="Estrangelo Edessa"/>
+        <a:font script="Syre" typeface="Estrangelo Edessa"/>
+        <a:font script="Sora" typeface="Nirmala UI"/>
+        <a:font script="Tale" typeface="Microsoft Tai Le"/>
+        <a:font script="Talu" typeface="Microsoft New Tai Lue"/>
+        <a:font script="Tfng" typeface="Ebrima"/>
+      </a:minorFont>
+    </a:fontScheme>
+    <a:fmtScheme name="Office">
+      <a:fillStyleLst>
+        <a:solidFill>
+          <a:schemeClr val="phClr"/>
+        </a:solidFill>
+        <a:gradFill rotWithShape="true">
+          <a:gsLst>
+            <a:gs pos="0">
+              <a:schemeClr val="phClr">
+                <a:lumMod val="110000"/>
+                <a:satMod val="105000"/>
+                <a:tint val="67000"/>
+              </a:schemeClr>
+            </a:gs>
+            <a:gs pos="50000">
+              <a:schemeClr val="phClr">
+                <a:lumMod val="105000"/>
+                <a:satMod val="103000"/>
+                <a:tint val="73000"/>
+              </a:schemeClr>
+            </a:gs>
+            <a:gs pos="100000">
+              <a:schemeClr val="phClr">
+                <a:lumMod val="105000"/>
+                <a:satMod val="109000"/>
+                <a:tint val="81000"/>
+              </a:schemeClr>
+            </a:gs>
+          </a:gsLst>
+          <a:lin ang="5400000" scaled="false"/>
+        </a:gradFill>
+        <a:gradFill rotWithShape="true">
+          <a:gsLst>
+            <a:gs pos="0">
+              <a:schemeClr val="phClr">
+                <a:satMod val="103000"/>
+                <a:lumMod val="102000"/>
+                <a:tint val="94000"/>
+              </a:schemeClr>
+            </a:gs>
+            <a:gs pos="50000">
+              <a:schemeClr val="phClr">
+                <a:satMod val="110000"/>
+                <a:lumMod val="100000"/>
+                <a:shade val="100000"/>
+              </a:schemeClr>
+            </a:gs>
+            <a:gs pos="100000">
+              <a:schemeClr val="phClr">
+                <a:lumMod val="99000"/>
+                <a:satMod val="120000"/>
+                <a:shade val="78000"/>
+              </a:schemeClr>
+            </a:gs>
+          </a:gsLst>
+          <a:lin ang="5400000" scaled="false"/>
+        </a:gradFill>
+      </a:fillStyleLst>
+      <a:lnStyleLst>
+        <a:ln w="6350" cap="flat" cmpd="sng" algn="ctr">
+          <a:solidFill>
+            <a:schemeClr val="phClr"/>
+          </a:solidFill>
+          <a:prstDash val="solid"/>
+          <a:miter lim="800000"/>
+        </a:ln>
+        <a:ln w="12700" cap="flat" cmpd="sng" algn="ctr">
+          <a:solidFill>
+            <a:schemeClr val="phClr"/>
+          </a:solidFill>
+          <a:prstDash val="solid"/>
+          <a:miter lim="800000"/>
+        </a:ln>
+        <a:ln w="19050" cap="flat" cmpd="sng" algn="ctr">
+          <a:solidFill>
+            <a:schemeClr val="phClr"/>
+          </a:solidFill>
+          <a:prstDash val="solid"/>
+          <a:miter lim="800000"/>
+        </a:ln>
+      </a:lnStyleLst>
+      <a:effectStyleLst>
+        <a:effectStyle>
+          <a:effectLst/>
+        </a:effectStyle>
+        <a:effectStyle>
+          <a:effectLst/>
+        </a:effectStyle>
+        <a:effectStyle>
+          <a:effectLst>
+            <a:outerShdw blurRad="57150" dist="19050" dir="5400000" algn="ctr" rotWithShape="false">
+              <a:srgbClr val="000000">
+                <a:alpha val="63000"/>
+              </a:srgbClr>
+            </a:outerShdw>
+          </a:effectLst>
+        </a:effectStyle>
+      </a:effectStyleLst>
+      <a:bgFillStyleLst>
+        <a:solidFill>
+          <a:schemeClr val="phClr"/>
+        </a:solidFill>
+        <a:solidFill>
+          <a:schemeClr val="phClr">
+            <a:tint val="95000"/>
+            <a:satMod val="170000"/>
+          </a:schemeClr>
+        </a:solidFill>
+        <a:gradFill rotWithShape="true">
+          <a:gsLst>
+            <a:gs pos="0">
+              <a:schemeClr val="phClr">
+                <a:tint val="93000"/>
+                <a:satMod val="150000"/>
+                <a:shade val="98000"/>
+                <a:lumMod val="102000"/>
+              </a:schemeClr>
+            </a:gs>
+            <a:gs pos="50000">
+              <a:schemeClr val="phClr">
+                <a:tint val="98000"/>
+                <a:satMod val="130000"/>
+                <a:shade val="90000"/>
+                <a:lumMod val="103000"/>
+              </a:schemeClr>
+            </a:gs>
+            <a:gs pos="100000">
+              <a:schemeClr val="phClr">
+                <a:shade val="63000"/>
+                <a:satMod val="120000"/>
+              </a:schemeClr>
+            </a:gs>
+          </a:gsLst>
+          <a:lin ang="5400000" scaled="false"/>
+        </a:gradFill>
+      </a:bgFillStyleLst>
+    </a:fmtScheme>
+  </a:themeElements>
+  <a:objectDefaults/>
+  <a:extraClrSchemeLst/>
+</a:theme>
 </file>
--- a/docs/DOC-08_Politica_Juridica_e_Editorial.docx
+++ b/docs/DOC-08_Politica_Juridica_e_Editorial.docx
@@ -149,7 +149,7 @@
                 <w:sz w:val="19"/>
                 <w:szCs w:val="19"/>
               </w:rPr>
-              <w:t xml:space="preserve">Lumen (nome de trabalho, sujeito a verificação de disponibilidade)</w:t>
+              <w:t xml:space="preserve">Lumen</w:t>
             </w:r>
           </w:p>
         </w:tc>
@@ -267,7 +267,7 @@
                 <w:sz w:val="19"/>
                 <w:szCs w:val="19"/>
               </w:rPr>
-              <w:t xml:space="preserve">1.0</w:t>
+              <w:t xml:space="preserve">1.1</w:t>
             </w:r>
           </w:p>
         </w:tc>
@@ -326,7 +326,7 @@
                 <w:sz w:val="19"/>
                 <w:szCs w:val="19"/>
               </w:rPr>
-              <w:t xml:space="preserve">18 de setembro de 2026</w:t>
+              <w:t xml:space="preserve">21 de outubro de 2026</w:t>
             </w:r>
           </w:p>
         </w:tc>
@@ -385,7 +385,7 @@
                 <w:sz w:val="19"/>
                 <w:szCs w:val="19"/>
               </w:rPr>
-              <w:t xml:space="preserve">Documento base para início de desenvolvimento</w:t>
+              <w:t xml:space="preserve">Versão 1.1: CPF dentro de nomes e textos e quadro societário da base de CNPJ (seção 5.2; ADR-043)</w:t>
             </w:r>
           </w:p>
         </w:tc>
@@ -425,9 +425,11 @@
         <w:keepLines/>
         <w:spacing w:after="160" w:before="380"/>
       </w:pPr>
+      <w:bookmarkStart w:name="_Toc1" w:id="1"/>
       <w:r>
         <w:t xml:space="preserve">Sumário</w:t>
       </w:r>
+      <w:bookmarkEnd w:id="1"/>
     </w:p>
     <w:p>
       <w:pPr>
@@ -452,11 +454,345 @@
       </w:sdtPr>
       <w:sdtContent>
         <w:p>
+          <w:pPr>
+            <w:pStyle w:val="TOC1"/>
+            <w:tabs>
+              <w:tab w:val="right" w:pos="9638" w:leader="dot"/>
+            </w:tabs>
+          </w:pPr>
           <w:r>
             <w:fldChar w:fldCharType="begin" w:dirty="true"/>
             <w:instrText xml:space="preserve">TOC \h \o "1-3"</w:instrText>
             <w:fldChar w:fldCharType="separate"/>
           </w:r>
+          <w:hyperlink w:history="1" w:anchor="_Toc1">
+            <w:r>
+              <w:t xml:space="preserve">Sumário</w:t>
+            </w:r>
+            <w:r>
+              <w:tab/>
+            </w:r>
+            <w:r>
+              <w:fldChar w:fldCharType="begin" w:dirty="true"/>
+              <w:instrText xml:space="preserve">PAGEREF _Toc1 \h</w:instrText>
+              <w:fldChar w:fldCharType="separate"/>
+              <w:fldChar w:fldCharType="end"/>
+            </w:r>
+          </w:hyperlink>
+        </w:p>
+        <w:p>
+          <w:pPr>
+            <w:pStyle w:val="TOC1"/>
+            <w:tabs>
+              <w:tab w:val="right" w:pos="9638" w:leader="dot"/>
+            </w:tabs>
+          </w:pPr>
+          <w:hyperlink w:history="1" w:anchor="_Toc2">
+            <w:r>
+              <w:t xml:space="preserve">1. Base legal para coletar, tratar e republicar</w:t>
+            </w:r>
+            <w:r>
+              <w:tab/>
+            </w:r>
+            <w:r>
+              <w:fldChar w:fldCharType="begin" w:dirty="true"/>
+              <w:instrText xml:space="preserve">PAGEREF _Toc2 \h</w:instrText>
+              <w:fldChar w:fldCharType="separate"/>
+              <w:fldChar w:fldCharType="end"/>
+            </w:r>
+          </w:hyperlink>
+        </w:p>
+        <w:p>
+          <w:pPr>
+            <w:pStyle w:val="TOC1"/>
+            <w:tabs>
+              <w:tab w:val="right" w:pos="9638" w:leader="dot"/>
+            </w:tabs>
+          </w:pPr>
+          <w:hyperlink w:history="1" w:anchor="_Toc3">
+            <w:r>
+              <w:t xml:space="preserve">2. Onde está o risco de verdade</w:t>
+            </w:r>
+            <w:r>
+              <w:tab/>
+            </w:r>
+            <w:r>
+              <w:fldChar w:fldCharType="begin" w:dirty="true"/>
+              <w:instrText xml:space="preserve">PAGEREF _Toc3 \h</w:instrText>
+              <w:fldChar w:fldCharType="separate"/>
+              <w:fldChar w:fldCharType="end"/>
+            </w:r>
+          </w:hyperlink>
+        </w:p>
+        <w:p>
+          <w:pPr>
+            <w:pStyle w:val="TOC1"/>
+            <w:tabs>
+              <w:tab w:val="right" w:pos="9638" w:leader="dot"/>
+            </w:tabs>
+          </w:pPr>
+          <w:hyperlink w:history="1" w:anchor="_Toc4">
+            <w:r>
+              <w:t xml:space="preserve">3. Vocabulário controlado</w:t>
+            </w:r>
+            <w:r>
+              <w:tab/>
+            </w:r>
+            <w:r>
+              <w:fldChar w:fldCharType="begin" w:dirty="true"/>
+              <w:instrText xml:space="preserve">PAGEREF _Toc4 \h</w:instrText>
+              <w:fldChar w:fldCharType="separate"/>
+              <w:fldChar w:fldCharType="end"/>
+            </w:r>
+          </w:hyperlink>
+        </w:p>
+        <w:p>
+          <w:pPr>
+            <w:pStyle w:val="TOC2"/>
+            <w:tabs>
+              <w:tab w:val="right" w:pos="9638" w:leader="dot"/>
+            </w:tabs>
+            <w:ind w:left="220"/>
+          </w:pPr>
+          <w:hyperlink w:history="1" w:anchor="_Toc5">
+            <w:r>
+              <w:t xml:space="preserve">3.1 Construções de frase aprovadas</w:t>
+            </w:r>
+            <w:r>
+              <w:tab/>
+            </w:r>
+            <w:r>
+              <w:fldChar w:fldCharType="begin" w:dirty="true"/>
+              <w:instrText xml:space="preserve">PAGEREF _Toc5 \h</w:instrText>
+              <w:fldChar w:fldCharType="separate"/>
+              <w:fldChar w:fldCharType="end"/>
+            </w:r>
+          </w:hyperlink>
+        </w:p>
+        <w:p>
+          <w:pPr>
+            <w:pStyle w:val="TOC1"/>
+            <w:tabs>
+              <w:tab w:val="right" w:pos="9638" w:leader="dot"/>
+            </w:tabs>
+          </w:pPr>
+          <w:hyperlink w:history="1" w:anchor="_Toc6">
+            <w:r>
+              <w:t xml:space="preserve">4. Regras de publicação</w:t>
+            </w:r>
+            <w:r>
+              <w:tab/>
+            </w:r>
+            <w:r>
+              <w:fldChar w:fldCharType="begin" w:dirty="true"/>
+              <w:instrText xml:space="preserve">PAGEREF _Toc6 \h</w:instrText>
+              <w:fldChar w:fldCharType="separate"/>
+              <w:fldChar w:fldCharType="end"/>
+            </w:r>
+          </w:hyperlink>
+        </w:p>
+        <w:p>
+          <w:pPr>
+            <w:pStyle w:val="TOC1"/>
+            <w:tabs>
+              <w:tab w:val="right" w:pos="9638" w:leader="dot"/>
+            </w:tabs>
+          </w:pPr>
+          <w:hyperlink w:history="1" w:anchor="_Toc7">
+            <w:r>
+              <w:t xml:space="preserve">5. Proteção de dados pessoais</w:t>
+            </w:r>
+            <w:r>
+              <w:tab/>
+            </w:r>
+            <w:r>
+              <w:fldChar w:fldCharType="begin" w:dirty="true"/>
+              <w:instrText xml:space="preserve">PAGEREF _Toc7 \h</w:instrText>
+              <w:fldChar w:fldCharType="separate"/>
+              <w:fldChar w:fldCharType="end"/>
+            </w:r>
+          </w:hyperlink>
+        </w:p>
+        <w:p>
+          <w:pPr>
+            <w:pStyle w:val="TOC2"/>
+            <w:tabs>
+              <w:tab w:val="right" w:pos="9638" w:leader="dot"/>
+            </w:tabs>
+            <w:ind w:left="220"/>
+          </w:pPr>
+          <w:hyperlink w:history="1" w:anchor="_Toc8">
+            <w:r>
+              <w:t xml:space="preserve">5.1 Classificação adotada</w:t>
+            </w:r>
+            <w:r>
+              <w:tab/>
+            </w:r>
+            <w:r>
+              <w:fldChar w:fldCharType="begin" w:dirty="true"/>
+              <w:instrText xml:space="preserve">PAGEREF _Toc8 \h</w:instrText>
+              <w:fldChar w:fldCharType="separate"/>
+              <w:fldChar w:fldCharType="end"/>
+            </w:r>
+          </w:hyperlink>
+        </w:p>
+        <w:p>
+          <w:pPr>
+            <w:pStyle w:val="TOC2"/>
+            <w:tabs>
+              <w:tab w:val="right" w:pos="9638" w:leader="dot"/>
+            </w:tabs>
+            <w:ind w:left="220"/>
+          </w:pPr>
+          <w:hyperlink w:history="1" w:anchor="_Toc9">
+            <w:r>
+              <w:t xml:space="preserve">5.2 Princípios operacionais</w:t>
+            </w:r>
+            <w:r>
+              <w:tab/>
+            </w:r>
+            <w:r>
+              <w:fldChar w:fldCharType="begin" w:dirty="true"/>
+              <w:instrText xml:space="preserve">PAGEREF _Toc9 \h</w:instrText>
+              <w:fldChar w:fldCharType="separate"/>
+              <w:fldChar w:fldCharType="end"/>
+            </w:r>
+          </w:hyperlink>
+        </w:p>
+        <w:p>
+          <w:pPr>
+            <w:pStyle w:val="TOC1"/>
+            <w:tabs>
+              <w:tab w:val="right" w:pos="9638" w:leader="dot"/>
+            </w:tabs>
+          </w:pPr>
+          <w:hyperlink w:history="1" w:anchor="_Toc10">
+            <w:r>
+              <w:t xml:space="preserve">6. Direito de resposta</w:t>
+            </w:r>
+            <w:r>
+              <w:tab/>
+            </w:r>
+            <w:r>
+              <w:fldChar w:fldCharType="begin" w:dirty="true"/>
+              <w:instrText xml:space="preserve">PAGEREF _Toc10 \h</w:instrText>
+              <w:fldChar w:fldCharType="separate"/>
+              <w:fldChar w:fldCharType="end"/>
+            </w:r>
+          </w:hyperlink>
+        </w:p>
+        <w:p>
+          <w:pPr>
+            <w:pStyle w:val="TOC2"/>
+            <w:tabs>
+              <w:tab w:val="right" w:pos="9638" w:leader="dot"/>
+            </w:tabs>
+            <w:ind w:left="220"/>
+          </w:pPr>
+          <w:hyperlink w:history="1" w:anchor="_Toc11">
+            <w:r>
+              <w:t xml:space="preserve">6.1 Compromissos de prazo</w:t>
+            </w:r>
+            <w:r>
+              <w:tab/>
+            </w:r>
+            <w:r>
+              <w:fldChar w:fldCharType="begin" w:dirty="true"/>
+              <w:instrText xml:space="preserve">PAGEREF _Toc11 \h</w:instrText>
+              <w:fldChar w:fldCharType="separate"/>
+              <w:fldChar w:fldCharType="end"/>
+            </w:r>
+          </w:hyperlink>
+        </w:p>
+        <w:p>
+          <w:pPr>
+            <w:pStyle w:val="TOC2"/>
+            <w:tabs>
+              <w:tab w:val="right" w:pos="9638" w:leader="dot"/>
+            </w:tabs>
+            <w:ind w:left="220"/>
+          </w:pPr>
+          <w:hyperlink w:history="1" w:anchor="_Toc12">
+            <w:r>
+              <w:t xml:space="preserve">6.2 Desfechos possíveis</w:t>
+            </w:r>
+            <w:r>
+              <w:tab/>
+            </w:r>
+            <w:r>
+              <w:fldChar w:fldCharType="begin" w:dirty="true"/>
+              <w:instrText xml:space="preserve">PAGEREF _Toc12 \h</w:instrText>
+              <w:fldChar w:fldCharType="separate"/>
+              <w:fldChar w:fldCharType="end"/>
+            </w:r>
+          </w:hyperlink>
+        </w:p>
+        <w:p>
+          <w:pPr>
+            <w:pStyle w:val="TOC1"/>
+            <w:tabs>
+              <w:tab w:val="right" w:pos="9638" w:leader="dot"/>
+            </w:tabs>
+          </w:pPr>
+          <w:hyperlink w:history="1" w:anchor="_Toc13">
+            <w:r>
+              <w:t xml:space="preserve">7. Governança editorial</w:t>
+            </w:r>
+            <w:r>
+              <w:tab/>
+            </w:r>
+            <w:r>
+              <w:fldChar w:fldCharType="begin" w:dirty="true"/>
+              <w:instrText xml:space="preserve">PAGEREF _Toc13 \h</w:instrText>
+              <w:fldChar w:fldCharType="separate"/>
+              <w:fldChar w:fldCharType="end"/>
+            </w:r>
+          </w:hyperlink>
+        </w:p>
+        <w:p>
+          <w:pPr>
+            <w:pStyle w:val="TOC2"/>
+            <w:tabs>
+              <w:tab w:val="right" w:pos="9638" w:leader="dot"/>
+            </w:tabs>
+            <w:ind w:left="220"/>
+          </w:pPr>
+          <w:hyperlink w:history="1" w:anchor="_Toc14">
+            <w:r>
+              <w:t xml:space="preserve">7.1 Situações que exigem escalonamento obrigatório</w:t>
+            </w:r>
+            <w:r>
+              <w:tab/>
+            </w:r>
+            <w:r>
+              <w:fldChar w:fldCharType="begin" w:dirty="true"/>
+              <w:instrText xml:space="preserve">PAGEREF _Toc14 \h</w:instrText>
+              <w:fldChar w:fldCharType="separate"/>
+              <w:fldChar w:fldCharType="end"/>
+            </w:r>
+          </w:hyperlink>
+        </w:p>
+        <w:p>
+          <w:pPr>
+            <w:pStyle w:val="TOC1"/>
+            <w:tabs>
+              <w:tab w:val="right" w:pos="9638" w:leader="dot"/>
+            </w:tabs>
+          </w:pPr>
+          <w:hyperlink w:history="1" w:anchor="_Toc15">
+            <w:r>
+              <w:t xml:space="preserve">8. Revisão periódica</w:t>
+            </w:r>
+            <w:r>
+              <w:tab/>
+            </w:r>
+            <w:r>
+              <w:fldChar w:fldCharType="begin" w:dirty="true"/>
+              <w:instrText xml:space="preserve">PAGEREF _Toc15 \h</w:instrText>
+              <w:fldChar w:fldCharType="separate"/>
+              <w:fldChar w:fldCharType="end"/>
+            </w:r>
+          </w:hyperlink>
         </w:p>
         <w:p>
           <w:r>
@@ -539,9 +875,11 @@
         <w:keepLines/>
         <w:spacing w:after="160" w:before="380"/>
       </w:pPr>
+      <w:bookmarkStart w:name="_Toc2" w:id="2"/>
       <w:r>
         <w:t xml:space="preserve">1. Base legal para coletar, tratar e republicar</w:t>
       </w:r>
+      <w:bookmarkEnd w:id="2"/>
     </w:p>
     <w:p>
       <w:pPr>
@@ -1187,9 +1525,11 @@
         <w:keepLines/>
         <w:spacing w:after="160" w:before="380"/>
       </w:pPr>
+      <w:bookmarkStart w:name="_Toc3" w:id="3"/>
       <w:r>
         <w:t xml:space="preserve">2. Onde está o risco de verdade</w:t>
       </w:r>
+      <w:bookmarkEnd w:id="3"/>
     </w:p>
     <w:p>
       <w:pPr>
@@ -1940,9 +2280,11 @@
         <w:keepLines/>
         <w:spacing w:after="160" w:before="380"/>
       </w:pPr>
+      <w:bookmarkStart w:name="_Toc4" w:id="4"/>
       <w:r>
         <w:t xml:space="preserve">3. Vocabulário controlado</w:t>
       </w:r>
+      <w:bookmarkEnd w:id="4"/>
     </w:p>
     <w:p>
       <w:pPr>
@@ -2810,9 +3152,11 @@
         <w:keepLines/>
         <w:spacing w:after="120" w:before="280"/>
       </w:pPr>
+      <w:bookmarkStart w:name="_Toc5" w:id="5"/>
       <w:r>
         <w:t xml:space="preserve">3.1 Construções de frase aprovadas</w:t>
       </w:r>
+      <w:bookmarkEnd w:id="5"/>
     </w:p>
     <w:p>
       <w:pPr>
@@ -3619,9 +3963,11 @@
         <w:keepLines/>
         <w:spacing w:after="160" w:before="380"/>
       </w:pPr>
+      <w:bookmarkStart w:name="_Toc6" w:id="6"/>
       <w:r>
         <w:t xml:space="preserve">4. Regras de publicação</w:t>
       </w:r>
+      <w:bookmarkEnd w:id="6"/>
     </w:p>
     <w:tbl>
       <w:tblPr>
@@ -4416,9 +4762,11 @@
         <w:keepLines/>
         <w:spacing w:after="160" w:before="380"/>
       </w:pPr>
+      <w:bookmarkStart w:name="_Toc7" w:id="7"/>
       <w:r>
         <w:t xml:space="preserve">5. Proteção de dados pessoais</w:t>
       </w:r>
+      <w:bookmarkEnd w:id="7"/>
     </w:p>
     <w:p>
       <w:pPr>
@@ -4427,9 +4775,11 @@
         <w:keepLines/>
         <w:spacing w:after="120" w:before="280"/>
       </w:pPr>
+      <w:bookmarkStart w:name="_Toc8" w:id="8"/>
       <w:r>
         <w:t xml:space="preserve">5.1 Classificação adotada</w:t>
       </w:r>
+      <w:bookmarkEnd w:id="8"/>
     </w:p>
     <w:tbl>
       <w:tblPr>
@@ -5061,9 +5411,11 @@
         <w:keepLines/>
         <w:spacing w:after="120" w:before="280"/>
       </w:pPr>
+      <w:bookmarkStart w:name="_Toc9" w:id="9"/>
       <w:r>
         <w:t xml:space="preserve">5.2 Princípios operacionais</w:t>
       </w:r>
+      <w:bookmarkEnd w:id="9"/>
     </w:p>
     <w:p>
       <w:pPr>
@@ -5114,6 +5466,32 @@
         <w:spacing w:after="70"/>
       </w:pPr>
       <w:r>
+        <w:t xml:space="preserve">CPF dentro de texto: a razão social do MEI leva o CPF do titular, e o objeto de um contrato às vezes cita o CPF de alguém. No nome, toda sequência de 11 dígitos sai mascarada; no objeto, a que tem forma de CPF (dígito verificador ou pontuação). Vale também para o que o portal lê da fonte no navegador (ADR-043).</w:t>
+      </w:r>
+    </w:p>
+    <w:p>
+      <w:pPr>
+        <w:pStyle w:val="ListParagraph"/>
+        <w:numPr>
+          <w:ilvl w:val="0"/>
+          <w:numId w:val="2"/>
+        </w:numPr>
+        <w:spacing w:after="70"/>
+      </w:pPr>
+      <w:r>
+        <w:t xml:space="preserve">Quadro societário: só das empresas que aparecem no Lumen; o sócio pessoa física com nome, qualificação e data de entrada, como a Receita publica, sem o CPF parcial, sem faixa etária e sem página, busca ou lista própria (ADR-043).</w:t>
+      </w:r>
+    </w:p>
+    <w:p>
+      <w:pPr>
+        <w:pStyle w:val="ListParagraph"/>
+        <w:numPr>
+          <w:ilvl w:val="0"/>
+          <w:numId w:val="2"/>
+        </w:numPr>
+        <w:spacing w:after="70"/>
+      </w:pPr>
+      <w:r>
         <w:t xml:space="preserve">Canal de titular: existe procedimento documentado para receber e responder solicitações de titulares de dados, com prazo definido.</w:t>
       </w:r>
     </w:p>
@@ -5142,9 +5520,11 @@
         <w:keepLines/>
         <w:spacing w:after="160" w:before="380"/>
       </w:pPr>
+      <w:bookmarkStart w:name="_Toc10" w:id="10"/>
       <w:r>
         <w:t xml:space="preserve">6. Direito de resposta</w:t>
       </w:r>
+      <w:bookmarkEnd w:id="10"/>
     </w:p>
     <w:p>
       <w:pPr>
@@ -5229,9 +5609,11 @@
         <w:keepLines/>
         <w:spacing w:after="120" w:before="280"/>
       </w:pPr>
+      <w:bookmarkStart w:name="_Toc11" w:id="11"/>
       <w:r>
         <w:t xml:space="preserve">6.1 Compromissos de prazo</w:t>
       </w:r>
+      <w:bookmarkEnd w:id="11"/>
     </w:p>
     <w:tbl>
       <w:tblPr>
@@ -5777,9 +6159,11 @@
         <w:keepLines/>
         <w:spacing w:after="120" w:before="280"/>
       </w:pPr>
+      <w:bookmarkStart w:name="_Toc12" w:id="12"/>
       <w:r>
         <w:t xml:space="preserve">6.2 Desfechos possíveis</w:t>
       </w:r>
+      <w:bookmarkEnd w:id="12"/>
     </w:p>
     <w:tbl>
       <w:tblPr>
@@ -6207,9 +6591,11 @@
         <w:keepLines/>
         <w:spacing w:after="160" w:before="380"/>
       </w:pPr>
+      <w:bookmarkStart w:name="_Toc13" w:id="13"/>
       <w:r>
         <w:t xml:space="preserve">7. Governança editorial</w:t>
       </w:r>
+      <w:bookmarkEnd w:id="13"/>
     </w:p>
     <w:tbl>
       <w:tblPr>
@@ -6669,9 +7055,11 @@
         <w:keepLines/>
         <w:spacing w:after="120" w:before="280"/>
       </w:pPr>
+      <w:bookmarkStart w:name="_Toc14" w:id="14"/>
       <w:r>
         <w:t xml:space="preserve">7.1 Situações que exigem escalonamento obrigatório</w:t>
       </w:r>
+      <w:bookmarkEnd w:id="14"/>
     </w:p>
     <w:p>
       <w:pPr>
@@ -6807,9 +7195,11 @@
         <w:keepLines/>
         <w:spacing w:after="160" w:before="380"/>
       </w:pPr>
+      <w:bookmarkStart w:name="_Toc15" w:id="15"/>
       <w:r>
         <w:t xml:space="preserve">8. Revisão periódica</w:t>
       </w:r>
+      <w:bookmarkEnd w:id="15"/>
     </w:p>
     <w:p>
       <w:pPr>
@@ -7194,6 +7584,21 @@
   <w:style w:type="paragraph" w:styleId="Normal" w:default="1">
     <w:name w:val="Normal"/>
     <w:qFormat/>
+  </w:style>
+  <w:style w:type="table" w:styleId="TableNormal" w:default="true">
+    <w:name w:val="Normal Table"/>
+    <w:uiPriority w:val="99"/>
+    <w:semiHidden/>
+    <w:unhideWhenUsed/>
+    <w:tblPr>
+      <w:tblInd w:type="dxa" w:w="0"/>
+      <w:tblCellMar>
+        <w:top w:type="dxa" w:w="0"/>
+        <w:left w:type="dxa" w:w="108"/>
+        <w:bottom w:type="dxa" w:w="0"/>
+        <w:right w:type="dxa" w:w="108"/>
+      </w:tblCellMar>
+    </w:tblPr>
   </w:style>
   <w:style w:type="paragraph" w:styleId="Title">
     <w:name w:val="Title"/>

--- a/docs/DOC-08_Politica_Juridica_e_Editorial.docx
+++ b/docs/DOC-08_Politica_Juridica_e_Editorial.docx
@@ -425,11 +425,9 @@
         <w:keepLines/>
         <w:spacing w:after="160" w:before="380"/>
       </w:pPr>
-      <w:bookmarkStart w:name="_Toc1" w:id="1"/>
       <w:r>
         <w:t xml:space="preserve">Sumário</w:t>
       </w:r>
-      <w:bookmarkEnd w:id="1"/>
     </w:p>
     <w:p>
       <w:pPr>
@@ -454,345 +452,11 @@
       </w:sdtPr>
       <w:sdtContent>
         <w:p>
-          <w:pPr>
-            <w:pStyle w:val="TOC1"/>
-            <w:tabs>
-              <w:tab w:val="right" w:pos="9638" w:leader="dot"/>
-            </w:tabs>
-          </w:pPr>
           <w:r>
             <w:fldChar w:fldCharType="begin" w:dirty="true"/>
             <w:instrText xml:space="preserve">TOC \h \o "1-3"</w:instrText>
             <w:fldChar w:fldCharType="separate"/>
           </w:r>
-          <w:hyperlink w:history="1" w:anchor="_Toc1">
-            <w:r>
-              <w:t xml:space="preserve">Sumário</w:t>
-            </w:r>
-            <w:r>
-              <w:tab/>
-            </w:r>
-            <w:r>
-              <w:fldChar w:fldCharType="begin" w:dirty="true"/>
-              <w:instrText xml:space="preserve">PAGEREF _Toc1 \h</w:instrText>
-              <w:fldChar w:fldCharType="separate"/>
-              <w:fldChar w:fldCharType="end"/>
-            </w:r>
-          </w:hyperlink>
-        </w:p>
-        <w:p>
-          <w:pPr>
-            <w:pStyle w:val="TOC1"/>
-            <w:tabs>
-              <w:tab w:val="right" w:pos="9638" w:leader="dot"/>
-            </w:tabs>
-          </w:pPr>
-          <w:hyperlink w:history="1" w:anchor="_Toc2">
-            <w:r>
-              <w:t xml:space="preserve">1. Base legal para coletar, tratar e republicar</w:t>
-            </w:r>
-            <w:r>
-              <w:tab/>
-            </w:r>
-            <w:r>
-              <w:fldChar w:fldCharType="begin" w:dirty="true"/>
-              <w:instrText xml:space="preserve">PAGEREF _Toc2 \h</w:instrText>
-              <w:fldChar w:fldCharType="separate"/>
-              <w:fldChar w:fldCharType="end"/>
-            </w:r>
-          </w:hyperlink>
-        </w:p>
-        <w:p>
-          <w:pPr>
-            <w:pStyle w:val="TOC1"/>
-            <w:tabs>
-              <w:tab w:val="right" w:pos="9638" w:leader="dot"/>
-            </w:tabs>
-          </w:pPr>
-          <w:hyperlink w:history="1" w:anchor="_Toc3">
-            <w:r>
-              <w:t xml:space="preserve">2. Onde está o risco de verdade</w:t>
-            </w:r>
-            <w:r>
-              <w:tab/>
-            </w:r>
-            <w:r>
-              <w:fldChar w:fldCharType="begin" w:dirty="true"/>
-              <w:instrText xml:space="preserve">PAGEREF _Toc3 \h</w:instrText>
-              <w:fldChar w:fldCharType="separate"/>
-              <w:fldChar w:fldCharType="end"/>
-            </w:r>
-          </w:hyperlink>
-        </w:p>
-        <w:p>
-          <w:pPr>
-            <w:pStyle w:val="TOC1"/>
-            <w:tabs>
-              <w:tab w:val="right" w:pos="9638" w:leader="dot"/>
-            </w:tabs>
-          </w:pPr>
-          <w:hyperlink w:history="1" w:anchor="_Toc4">
-            <w:r>
-              <w:t xml:space="preserve">3. Vocabulário controlado</w:t>
-            </w:r>
-            <w:r>
-              <w:tab/>
-            </w:r>
-            <w:r>
-              <w:fldChar w:fldCharType="begin" w:dirty="true"/>
-              <w:instrText xml:space="preserve">PAGEREF _Toc4 \h</w:instrText>
-              <w:fldChar w:fldCharType="separate"/>
-              <w:fldChar w:fldCharType="end"/>
-            </w:r>
-          </w:hyperlink>
-        </w:p>
-        <w:p>
-          <w:pPr>
-            <w:pStyle w:val="TOC2"/>
-            <w:tabs>
-              <w:tab w:val="right" w:pos="9638" w:leader="dot"/>
-            </w:tabs>
-            <w:ind w:left="220"/>
-          </w:pPr>
-          <w:hyperlink w:history="1" w:anchor="_Toc5">
-            <w:r>
-              <w:t xml:space="preserve">3.1 Construções de frase aprovadas</w:t>
-            </w:r>
-            <w:r>
-              <w:tab/>
-            </w:r>
-            <w:r>
-              <w:fldChar w:fldCharType="begin" w:dirty="true"/>
-              <w:instrText xml:space="preserve">PAGEREF _Toc5 \h</w:instrText>
-              <w:fldChar w:fldCharType="separate"/>
-              <w:fldChar w:fldCharType="end"/>
-            </w:r>
-          </w:hyperlink>
-        </w:p>
-        <w:p>
-          <w:pPr>
-            <w:pStyle w:val="TOC1"/>
-            <w:tabs>
-              <w:tab w:val="right" w:pos="9638" w:leader="dot"/>
-            </w:tabs>
-          </w:pPr>
-          <w:hyperlink w:history="1" w:anchor="_Toc6">
-            <w:r>
-              <w:t xml:space="preserve">4. Regras de publicação</w:t>
-            </w:r>
-            <w:r>
-              <w:tab/>
-            </w:r>
-            <w:r>
-              <w:fldChar w:fldCharType="begin" w:dirty="true"/>
-              <w:instrText xml:space="preserve">PAGEREF _Toc6 \h</w:instrText>
-              <w:fldChar w:fldCharType="separate"/>
-              <w:fldChar w:fldCharType="end"/>
-            </w:r>
-          </w:hyperlink>
-        </w:p>
-        <w:p>
-          <w:pPr>
-            <w:pStyle w:val="TOC1"/>
-            <w:tabs>
-              <w:tab w:val="right" w:pos="9638" w:leader="dot"/>
-            </w:tabs>
-          </w:pPr>
-          <w:hyperlink w:history="1" w:anchor="_Toc7">
-            <w:r>
-              <w:t xml:space="preserve">5. Proteção de dados pessoais</w:t>
-            </w:r>
-            <w:r>
-              <w:tab/>
-            </w:r>
-            <w:r>
-              <w:fldChar w:fldCharType="begin" w:dirty="true"/>
-              <w:instrText xml:space="preserve">PAGEREF _Toc7 \h</w:instrText>
-              <w:fldChar w:fldCharType="separate"/>
-              <w:fldChar w:fldCharType="end"/>
-            </w:r>
-          </w:hyperlink>
-        </w:p>
-        <w:p>
-          <w:pPr>
-            <w:pStyle w:val="TOC2"/>
-            <w:tabs>
-              <w:tab w:val="right" w:pos="9638" w:leader="dot"/>
-            </w:tabs>
-            <w:ind w:left="220"/>
-          </w:pPr>
-          <w:hyperlink w:history="1" w:anchor="_Toc8">
-            <w:r>
-              <w:t xml:space="preserve">5.1 Classificação adotada</w:t>
-            </w:r>
-            <w:r>
-              <w:tab/>
-            </w:r>
-            <w:r>
-              <w:fldChar w:fldCharType="begin" w:dirty="true"/>
-              <w:instrText xml:space="preserve">PAGEREF _Toc8 \h</w:instrText>
-              <w:fldChar w:fldCharType="separate"/>
-              <w:fldChar w:fldCharType="end"/>
-            </w:r>
-          </w:hyperlink>
-        </w:p>
-        <w:p>
-          <w:pPr>
-            <w:pStyle w:val="TOC2"/>
-            <w:tabs>
-              <w:tab w:val="right" w:pos="9638" w:leader="dot"/>
-            </w:tabs>
-            <w:ind w:left="220"/>
-          </w:pPr>
-          <w:hyperlink w:history="1" w:anchor="_Toc9">
-            <w:r>
-              <w:t xml:space="preserve">5.2 Princípios operacionais</w:t>
-            </w:r>
-            <w:r>
-              <w:tab/>
-            </w:r>
-            <w:r>
-              <w:fldChar w:fldCharType="begin" w:dirty="true"/>
-              <w:instrText xml:space="preserve">PAGEREF _Toc9 \h</w:instrText>
-              <w:fldChar w:fldCharType="separate"/>
-              <w:fldChar w:fldCharType="end"/>
-            </w:r>
-          </w:hyperlink>
-        </w:p>
-        <w:p>
-          <w:pPr>
-            <w:pStyle w:val="TOC1"/>
-            <w:tabs>
-              <w:tab w:val="right" w:pos="9638" w:leader="dot"/>
-            </w:tabs>
-          </w:pPr>
-          <w:hyperlink w:history="1" w:anchor="_Toc10">
-            <w:r>
-              <w:t xml:space="preserve">6. Direito de resposta</w:t>
-            </w:r>
-            <w:r>
-              <w:tab/>
-            </w:r>
-            <w:r>
-              <w:fldChar w:fldCharType="begin" w:dirty="true"/>
-              <w:instrText xml:space="preserve">PAGEREF _Toc10 \h</w:instrText>
-              <w:fldChar w:fldCharType="separate"/>
-              <w:fldChar w:fldCharType="end"/>
-            </w:r>
-          </w:hyperlink>
-        </w:p>
-        <w:p>
-          <w:pPr>
-            <w:pStyle w:val="TOC2"/>
-            <w:tabs>
-              <w:tab w:val="right" w:pos="9638" w:leader="dot"/>
-            </w:tabs>
-            <w:ind w:left="220"/>
-          </w:pPr>
-          <w:hyperlink w:history="1" w:anchor="_Toc11">
-            <w:r>
-              <w:t xml:space="preserve">6.1 Compromissos de prazo</w:t>
-            </w:r>
-            <w:r>
-              <w:tab/>
-            </w:r>
-            <w:r>
-              <w:fldChar w:fldCharType="begin" w:dirty="true"/>
-              <w:instrText xml:space="preserve">PAGEREF _Toc11 \h</w:instrText>
-              <w:fldChar w:fldCharType="separate"/>
-              <w:fldChar w:fldCharType="end"/>
-            </w:r>
-          </w:hyperlink>
-        </w:p>
-        <w:p>
-          <w:pPr>
-            <w:pStyle w:val="TOC2"/>
-            <w:tabs>
-              <w:tab w:val="right" w:pos="9638" w:leader="dot"/>
-            </w:tabs>
-            <w:ind w:left="220"/>
-          </w:pPr>
-          <w:hyperlink w:history="1" w:anchor="_Toc12">
-            <w:r>
-              <w:t xml:space="preserve">6.2 Desfechos possíveis</w:t>
-            </w:r>
-            <w:r>
-              <w:tab/>
-            </w:r>
-            <w:r>
-              <w:fldChar w:fldCharType="begin" w:dirty="true"/>
-              <w:instrText xml:space="preserve">PAGEREF _Toc12 \h</w:instrText>
-              <w:fldChar w:fldCharType="separate"/>
-              <w:fldChar w:fldCharType="end"/>
-            </w:r>
-          </w:hyperlink>
-        </w:p>
-        <w:p>
-          <w:pPr>
-            <w:pStyle w:val="TOC1"/>
-            <w:tabs>
-              <w:tab w:val="right" w:pos="9638" w:leader="dot"/>
-            </w:tabs>
-          </w:pPr>
-          <w:hyperlink w:history="1" w:anchor="_Toc13">
-            <w:r>
-              <w:t xml:space="preserve">7. Governança editorial</w:t>
-            </w:r>
-            <w:r>
-              <w:tab/>
-            </w:r>
-            <w:r>
-              <w:fldChar w:fldCharType="begin" w:dirty="true"/>
-              <w:instrText xml:space="preserve">PAGEREF _Toc13 \h</w:instrText>
-              <w:fldChar w:fldCharType="separate"/>
-              <w:fldChar w:fldCharType="end"/>
-            </w:r>
-          </w:hyperlink>
-        </w:p>
-        <w:p>
-          <w:pPr>
-            <w:pStyle w:val="TOC2"/>
-            <w:tabs>
-              <w:tab w:val="right" w:pos="9638" w:leader="dot"/>
-            </w:tabs>
-            <w:ind w:left="220"/>
-          </w:pPr>
-          <w:hyperlink w:history="1" w:anchor="_Toc14">
-            <w:r>
-              <w:t xml:space="preserve">7.1 Situações que exigem escalonamento obrigatório</w:t>
-            </w:r>
-            <w:r>
-              <w:tab/>
-            </w:r>
-            <w:r>
-              <w:fldChar w:fldCharType="begin" w:dirty="true"/>
-              <w:instrText xml:space="preserve">PAGEREF _Toc14 \h</w:instrText>
-              <w:fldChar w:fldCharType="separate"/>
-              <w:fldChar w:fldCharType="end"/>
-            </w:r>
-          </w:hyperlink>
-        </w:p>
-        <w:p>
-          <w:pPr>
-            <w:pStyle w:val="TOC1"/>
-            <w:tabs>
-              <w:tab w:val="right" w:pos="9638" w:leader="dot"/>
-            </w:tabs>
-          </w:pPr>
-          <w:hyperlink w:history="1" w:anchor="_Toc15">
-            <w:r>
-              <w:t xml:space="preserve">8. Revisão periódica</w:t>
-            </w:r>
-            <w:r>
-              <w:tab/>
-            </w:r>
-            <w:r>
-              <w:fldChar w:fldCharType="begin" w:dirty="true"/>
-              <w:instrText xml:space="preserve">PAGEREF _Toc15 \h</w:instrText>
-              <w:fldChar w:fldCharType="separate"/>
-              <w:fldChar w:fldCharType="end"/>
-            </w:r>
-          </w:hyperlink>
         </w:p>
         <w:p>
           <w:r>
@@ -865,6 +529,14 @@
               <w:t xml:space="preserve">Antes de a primeira publicação ir ao ar, a política aqui descrita deve ser revisada por advogado com atuação em direito digital e responsabilidade civil, e o fluxo de direito de resposta deve ser validado por esse profissional.</w:t>
             </w:r>
           </w:p>
+          <w:p>
+            <w:pPr>
+              <w:spacing w:after="70"/>
+            </w:pPr>
+            <w:r>
+              <w:t xml:space="preserve">Os avisos do portal (ADR-047) foram ao ar em 21/10/2026, por decisão do autor, antes dessa revisão. Ela continua recomendada.</w:t>
+            </w:r>
+          </w:p>
         </w:tc>
       </w:tr>
     </w:tbl>
@@ -875,11 +547,9 @@
         <w:keepLines/>
         <w:spacing w:after="160" w:before="380"/>
       </w:pPr>
-      <w:bookmarkStart w:name="_Toc2" w:id="2"/>
       <w:r>
         <w:t xml:space="preserve">1. Base legal para coletar, tratar e republicar</w:t>
       </w:r>
-      <w:bookmarkEnd w:id="2"/>
     </w:p>
     <w:p>
       <w:pPr>
@@ -1525,11 +1195,9 @@
         <w:keepLines/>
         <w:spacing w:after="160" w:before="380"/>
       </w:pPr>
-      <w:bookmarkStart w:name="_Toc3" w:id="3"/>
       <w:r>
         <w:t xml:space="preserve">2. Onde está o risco de verdade</w:t>
       </w:r>
-      <w:bookmarkEnd w:id="3"/>
     </w:p>
     <w:p>
       <w:pPr>
@@ -2076,7 +1744,7 @@
                 <w:sz w:val="19"/>
                 <w:szCs w:val="19"/>
               </w:rPr>
-              <w:t xml:space="preserve">Revisão humana confere o documento fonte antes da publicação; errata com mesmo destaque</w:t>
+              <w:t xml:space="preserve">Link da fonte em cada aviso, ressalva em toda página, contestação marcada na publicação seguinte e remoção quando o dado estava errado (ADR-047); errata com mesmo destaque</w:t>
             </w:r>
           </w:p>
         </w:tc>
@@ -2280,11 +1948,9 @@
         <w:keepLines/>
         <w:spacing w:after="160" w:before="380"/>
       </w:pPr>
-      <w:bookmarkStart w:name="_Toc4" w:id="4"/>
       <w:r>
         <w:t xml:space="preserve">3. Vocabulário controlado</w:t>
       </w:r>
-      <w:bookmarkEnd w:id="4"/>
     </w:p>
     <w:p>
       <w:pPr>
@@ -3152,11 +2818,9 @@
         <w:keepLines/>
         <w:spacing w:after="120" w:before="280"/>
       </w:pPr>
-      <w:bookmarkStart w:name="_Toc5" w:id="5"/>
       <w:r>
         <w:t xml:space="preserve">3.1 Construções de frase aprovadas</w:t>
       </w:r>
-      <w:bookmarkEnd w:id="5"/>
     </w:p>
     <w:p>
       <w:pPr>
@@ -3963,11 +3627,9 @@
         <w:keepLines/>
         <w:spacing w:after="160" w:before="380"/>
       </w:pPr>
-      <w:bookmarkStart w:name="_Toc6" w:id="6"/>
       <w:r>
         <w:t xml:space="preserve">4. Regras de publicação</w:t>
       </w:r>
-      <w:bookmarkEnd w:id="6"/>
     </w:p>
     <w:tbl>
       <w:tblPr>
@@ -4336,7 +3998,7 @@
                 <w:sz w:val="19"/>
                 <w:szCs w:val="19"/>
               </w:rPr>
-              <w:t xml:space="preserve">Indícios de severidade alta exigem aprovação de dois analistas distintos.</w:t>
+              <w:t xml:space="preserve">Avisos são publicados sem revisão humana prévia (ADR-047, decisão do autor): cada um traz a ressalva, a fonte, o que observar e o link de contestação, e a revisão vem depois, quando alguém contesta. Indícios do motor de regras (Fase 2) de severidade alta continuam exigindo dois analistas.</w:t>
             </w:r>
           </w:p>
         </w:tc>
@@ -4690,7 +4352,7 @@
                 <w:sz w:val="19"/>
                 <w:szCs w:val="19"/>
               </w:rPr>
-              <w:t xml:space="preserve">Nenhum indício é publicado enquanto houver contestação pendente de análise que alegue erro de dado.</w:t>
+              <w:t xml:space="preserve">O aviso contestado continua publicado e aparece como contestado, em análise, a partir da publicação seguinte; sai quando a análise conclui que o dado estava errado (ADR-047).</w:t>
             </w:r>
           </w:p>
         </w:tc>
@@ -4762,11 +4424,9 @@
         <w:keepLines/>
         <w:spacing w:after="160" w:before="380"/>
       </w:pPr>
-      <w:bookmarkStart w:name="_Toc7" w:id="7"/>
       <w:r>
         <w:t xml:space="preserve">5. Proteção de dados pessoais</w:t>
       </w:r>
-      <w:bookmarkEnd w:id="7"/>
     </w:p>
     <w:p>
       <w:pPr>
@@ -4775,11 +4435,9 @@
         <w:keepLines/>
         <w:spacing w:after="120" w:before="280"/>
       </w:pPr>
-      <w:bookmarkStart w:name="_Toc8" w:id="8"/>
       <w:r>
         <w:t xml:space="preserve">5.1 Classificação adotada</w:t>
       </w:r>
-      <w:bookmarkEnd w:id="8"/>
     </w:p>
     <w:tbl>
       <w:tblPr>
@@ -5411,11 +5069,9 @@
         <w:keepLines/>
         <w:spacing w:after="120" w:before="280"/>
       </w:pPr>
-      <w:bookmarkStart w:name="_Toc9" w:id="9"/>
       <w:r>
         <w:t xml:space="preserve">5.2 Princípios operacionais</w:t>
       </w:r>
-      <w:bookmarkEnd w:id="9"/>
     </w:p>
     <w:p>
       <w:pPr>
@@ -5520,11 +5176,9 @@
         <w:keepLines/>
         <w:spacing w:after="160" w:before="380"/>
       </w:pPr>
-      <w:bookmarkStart w:name="_Toc10" w:id="10"/>
       <w:r>
         <w:t xml:space="preserve">6. Direito de resposta</w:t>
       </w:r>
-      <w:bookmarkEnd w:id="10"/>
     </w:p>
     <w:p>
       <w:pPr>
@@ -5609,11 +5263,9 @@
         <w:keepLines/>
         <w:spacing w:after="120" w:before="280"/>
       </w:pPr>
-      <w:bookmarkStart w:name="_Toc11" w:id="11"/>
       <w:r>
         <w:t xml:space="preserve">6.1 Compromissos de prazo</w:t>
       </w:r>
-      <w:bookmarkEnd w:id="11"/>
     </w:p>
     <w:tbl>
       <w:tblPr>
@@ -6159,11 +5811,9 @@
         <w:keepLines/>
         <w:spacing w:after="120" w:before="280"/>
       </w:pPr>
-      <w:bookmarkStart w:name="_Toc12" w:id="12"/>
       <w:r>
         <w:t xml:space="preserve">6.2 Desfechos possíveis</w:t>
       </w:r>
-      <w:bookmarkEnd w:id="12"/>
     </w:p>
     <w:tbl>
       <w:tblPr>
@@ -6591,11 +6241,9 @@
         <w:keepLines/>
         <w:spacing w:after="160" w:before="380"/>
       </w:pPr>
-      <w:bookmarkStart w:name="_Toc13" w:id="13"/>
       <w:r>
         <w:t xml:space="preserve">7. Governança editorial</w:t>
       </w:r>
-      <w:bookmarkEnd w:id="13"/>
     </w:p>
     <w:tbl>
       <w:tblPr>
@@ -7048,6 +6696,68 @@
         </w:tc>
       </w:tr>
     </w:tbl>
+    <w:tbl>
+      <w:tblPr>
+        <w:tblW w:type="dxa" w:w="9600"/>
+        <w:tblBorders>
+          <w:top w:val="single" w:color="BF8F00" w:sz="6"/>
+          <w:left w:val="single" w:color="BF8F00" w:sz="18"/>
+          <w:bottom w:val="single" w:color="BF8F00" w:sz="6"/>
+          <w:right w:val="single" w:color="BF8F00" w:sz="6"/>
+          <w:insideH w:val="none" w:color="FFFFFF" w:sz="0"/>
+          <w:insideV w:val="none" w:color="FFFFFF" w:sz="0"/>
+        </w:tblBorders>
+      </w:tblPr>
+      <w:tblGrid>
+        <w:gridCol w:w="9600"/>
+      </w:tblGrid>
+      <w:tr>
+        <w:trPr>
+          <w:cantSplit/>
+        </w:trPr>
+        <w:tc>
+          <w:tcPr>
+            <w:tcW w:type="dxa" w:w="9600"/>
+            <w:shd w:fill="FFF6E0" w:val="clear"/>
+            <w:tcMar>
+              <w:top w:type="dxa" w:w="130"/>
+              <w:left w:type="dxa" w:w="170"/>
+              <w:bottom w:type="dxa" w:w="130"/>
+              <w:right w:type="dxa" w:w="150"/>
+            </w:tcMar>
+          </w:tcPr>
+          <w:p>
+            <w:pPr>
+              <w:spacing w:after="90"/>
+            </w:pPr>
+            <w:r>
+              <w:rPr>
+                <w:b/>
+                <w:bCs/>
+                <w:color w:val="000000"/>
+              </w:rPr>
+              <w:t xml:space="preserve">Avisos sem revisão prévia (ADR-047)</w:t>
+            </w:r>
+          </w:p>
+          <w:p>
+            <w:pPr>
+              <w:spacing w:after="70"/>
+            </w:pPr>
+            <w:r>
+              <w:t xml:space="preserve">O projeto tem um autor só, e ele decidiu que a revisão antes da publicação não é viável. Os avisos do portal (contrato com empresa sancionada, valor a conferir, relatório fiscal que não consta ou atrasado, portal de transparência com nível baixo) vão a público com ressalva, e as instâncias acima passam a atuar depois: na análise das contestações.</w:t>
+            </w:r>
+          </w:p>
+          <w:p>
+            <w:pPr>
+              <w:spacing w:after="70"/>
+            </w:pPr>
+            <w:r>
+              <w:t xml:space="preserve">A contestação é uma issue pública no repositório, aberta pelo link do próprio aviso. Aberta, marca o aviso como contestado; fechada com o rótulo removido, tira o aviso; com retificado, deixa a nota de retificação.</w:t>
+            </w:r>
+          </w:p>
+        </w:tc>
+      </w:tr>
+    </w:tbl>
     <w:p>
       <w:pPr>
         <w:pStyle w:val="Heading2"/>
@@ -7055,11 +6765,9 @@
         <w:keepLines/>
         <w:spacing w:after="120" w:before="280"/>
       </w:pPr>
-      <w:bookmarkStart w:name="_Toc14" w:id="14"/>
       <w:r>
         <w:t xml:space="preserve">7.1 Situações que exigem escalonamento obrigatório</w:t>
       </w:r>
-      <w:bookmarkEnd w:id="14"/>
     </w:p>
     <w:p>
       <w:pPr>
@@ -7195,11 +6903,9 @@
         <w:keepLines/>
         <w:spacing w:after="160" w:before="380"/>
       </w:pPr>
-      <w:bookmarkStart w:name="_Toc15" w:id="15"/>
       <w:r>
         <w:t xml:space="preserve">8. Revisão periódica</w:t>
       </w:r>
-      <w:bookmarkEnd w:id="15"/>
     </w:p>
     <w:p>
       <w:pPr>
@@ -7584,21 +7290,6 @@
   <w:style w:type="paragraph" w:styleId="Normal" w:default="1">
     <w:name w:val="Normal"/>
     <w:qFormat/>
-  </w:style>
-  <w:style w:type="table" w:styleId="TableNormal" w:default="true">
-    <w:name w:val="Normal Table"/>
-    <w:uiPriority w:val="99"/>
-    <w:semiHidden/>
-    <w:unhideWhenUsed/>
-    <w:tblPr>
-      <w:tblInd w:type="dxa" w:w="0"/>
-      <w:tblCellMar>
-        <w:top w:type="dxa" w:w="0"/>
-        <w:left w:type="dxa" w:w="108"/>
-        <w:bottom w:type="dxa" w:w="0"/>
-        <w:right w:type="dxa" w:w="108"/>
-      </w:tblCellMar>
-    </w:tblPr>
   </w:style>
   <w:style w:type="paragraph" w:styleId="Title">
     <w:name w:val="Title"/>
